--- a/docs/entregables/07_metricas.docx
+++ b/docs/entregables/07_metricas.docx
@@ -1351,7 +1351,7 @@
         </w:r>
         <w:r>
           <w:rPr/>
-          <w:t xml:space="preserve">5</w:t>
+          <w:t xml:space="preserve">6</w:t>
         </w:r>
       </w:hyperlink>
     </w:p>
@@ -1653,6 +1653,21 @@
         <w:t>2. Métricas del producto</w:t>
       </w:r>
       <w:bookmarkEnd w:id="1002"/>
+    </w:p>
+    <w:p>
+      <w:r>
+        <w:t xml:space="preserve">Las frecuencias, los responsables y los umbrales sin decisión que los respalde son </w:t>
+      </w:r>
+      <w:r>
+        <w:rPr>
+          <w:b/>
+          <w:color w:val="8A2B0E"/>
+        </w:rPr>
+        <w:t>«Propuesta»</w:t>
+      </w:r>
+      <w:r>
+        <w:t>.</w:t>
+      </w:r>
     </w:p>
     <w:p>
       <w:pPr>
@@ -3424,7 +3439,7 @@
         <w:t>Precisión de punta a punta.</w:t>
       </w:r>
       <w:r>
-        <w:t xml:space="preserve"> Es el producto de los dos pasos, no el acierto de cada uno por separado. Con lo medido en el laboratorio de la Fase 1 sería del orden de 64 % </w:t>
+        <w:t xml:space="preserve"> Es el producto de los dos pasos, no el acierto de cada uno por separado. Según el replanteamiento SaaS, con lo medido en el laboratorio de la Fase 1 sería del orden de 64 % </w:t>
       </w:r>
       <w:r>
         <w:rPr>
@@ -3433,7 +3448,7 @@
         <w:t>🟡</w:t>
       </w:r>
       <w:r>
-        <w:t>. Se reporta tal como sale (límite 5 del alcance, documento 01).</w:t>
+        <w:t>; no se puede reproducir con los CSV del repositorio. Se reporta tal como sale (límite 5 del alcance, documento 01).</w:t>
       </w:r>
     </w:p>
     <w:p>
@@ -5436,7 +5451,7 @@
         <w:tab/>
       </w:r>
       <w:r>
-        <w:t>Los fallos se concentran en los casos ambiguos (CP-AMB-*), que se escribieron ambiguos a propósito.</w:t>
+        <w:t>La mitad de los fallos del 3B están en casos ambiguos (CP-AMB-02 y CP-AMB-03). CP-03, que no es ambiguo, falla con los dos modelos en frío.</w:t>
       </w:r>
     </w:p>
     <w:p>
